--- a/docs/AI工具使用情况说明.docx
+++ b/docs/AI工具使用情况说明.docx
@@ -594,6 +594,15 @@
       </w:r>
     </w:p>
     <w:p>
+      <w:r>
+        <w:rPr>
+          <w:rFonts w:ascii="微软雅黑" w:hAnsi="微软雅黑"/>
+          <w:sz w:val="24"/>
+        </w:rPr>
+        <w:t>工具名称：阿里云百炼 · 通义千问（qwen-plus）大语言模型，通过 OpenAI 兼容接口在前端直接调用（演示版直连，正式公开部署将改用后端代理转发，API Key 存放于后端）。</w:t>
+      </w:r>
+    </w:p>
+    <w:p>
       <w:pPr>
         <w:spacing w:line="360" w:lineRule="auto"/>
         <w:jc w:val="both"/>
@@ -643,14 +652,16 @@
         <w:ind w:left="425"/>
       </w:pPr>
       <w:r>
+        <w:t>约束策略：系统内置碳足迹知识库（js/kb.js，38 条科普条目、11 项权威来源），AI 回答时先按问题关键词检索命中条目并注入模型，要求回答标注条目编号与来源名称（如“依据 KB01，来源：零碳实验室《GHG S3.3 中国汽油和柴油上游排放因子（2024）》”）；同时通过系统提示词限定模型仅能使用项目引用的标准与文献回答，禁止编造数据；超出知识库范围回复“不在系统知识库范围内”。</w:t>
+      </w:r>
+    </w:p>
+    <w:p>
+      <w:r>
         <w:rPr>
-          <w:rFonts w:ascii="Arial" w:hAnsi="Arial" w:eastAsia="宋体"/>
-          <w:b w:val="0"/>
-          <w:i w:val="0"/>
-          <w:color w:val="000000"/>
+          <w:rFonts w:ascii="微软雅黑" w:hAnsi="微软雅黑"/>
           <w:sz w:val="24"/>
         </w:rPr>
-        <w:t>约束策略：通过系统提示词限定模型仅能使用项目引用的标准与文献回答，禁止编造数据；超出知识库范围回复"不在系统知识库范围内"；</w:t>
+        <w:t>生成流程：用户提问 → 前端按关键词检索系统知识库（kb.js，38 条、11 项权威来源）命中条目 → 系统提示词 + 知识库条目 + 用户问题一并发送至大模型 → 模型基于知识库回答并标注条目编号与来源 → 前端自动附加 AI 生成标识后展示 → 团队对关键回答定期人工抽检校验。</w:t>
       </w:r>
     </w:p>
     <w:p>
@@ -790,6 +801,16 @@
       </w:r>
     </w:p>
     <w:p>
+      <w:r>
+        <w:t>4. AI 语音合成与视频成片（演示视频）</w:t>
+      </w:r>
+    </w:p>
+    <w:p>
+      <w:r>
+        <w:t>旁白文案由学生团队撰写并逐段改写，使用 AI 语音合成（TTS）生成配音（沉稳男声）；演示视频以 AI 生成配图 + AI 配音 + 字幕的图文成片形式合成，成片剪辑、镜头时长编排、字幕校对均由学生完成。</w:t>
+      </w:r>
+    </w:p>
+    <w:p>
       <w:pPr>
         <w:pStyle w:val="Heading1"/>
         <w:spacing w:line="312" w:lineRule="auto" w:before="280" w:after="120"/>
@@ -907,7 +928,7 @@
           <w:color w:val="000000"/>
           <w:sz w:val="24"/>
         </w:rPr>
-        <w:t>网页系统架构、交互逻辑、AI 提示词设计、演示视频剪辑均由学生完成；</w:t>
+        <w:t>网页系统架构、交互逻辑、AI 提示词设计、演示视频剪辑与合成均由学生完成；</w:t>
       </w:r>
     </w:p>
     <w:p>
